--- a/testakten/kuendigungsschutzklage-weber-techlogix/annahmeverzug_berechnung.docx
+++ b/testakten/kuendigungsschutzklage-weber-techlogix/annahmeverzug_berechnung.docx
@@ -307,7 +307,7 @@
                 <w:rFonts w:ascii="Times New Roman" w:hAnsi="Times New Roman"/>
                 <w:sz w:val="20"/>
               </w:rPr>
-              <w:t>Betriebsjahre (aufgerundet für § 1a KSchG)</w:t>
+              <w:t>Betriebsjahre (aufgerundet für Paragraf 1a KSchG)</w:t>
             </w:r>
           </w:p>
         </w:tc>
@@ -403,7 +403,7 @@
                 <w:rFonts w:ascii="Times New Roman" w:hAnsi="Times New Roman"/>
                 <w:sz w:val="20"/>
               </w:rPr>
-              <w:t>2. ANNAHMEVERZUGSLOHN (§§ 615, 611a BGB)</w:t>
+              <w:t>2. ANNAHMEVERZUGSLOHN (Paragrafen 615, 611a BGB)</w:t>
             </w:r>
           </w:p>
         </w:tc>
@@ -1131,7 +1131,7 @@
                 <w:rFonts w:ascii="Times New Roman" w:hAnsi="Times New Roman"/>
                 <w:sz w:val="20"/>
               </w:rPr>
-              <w:t>§ 1a KSchG Regelabfindung (0,5 × n × aufger. Jahre)</w:t>
+              <w:t>Paragraf 1a KSchG Regelabfindung (0,5 × n × aufger. Jahre)</w:t>
             </w:r>
           </w:p>
         </w:tc>
